--- a/output/output-markdown-emphasis-demo.docx
+++ b/output/output-markdown-emphasis-demo.docx
@@ -879,7 +879,7 @@
       <w:r>
         <w:t xml:space="preserve">Visita </w:t>
       </w:r>
-      <w:hyperlink w:history="1" r:id="rIdewjceqkau9g14mxqnhoie">
+      <w:hyperlink w:history="1" r:id="rIdzm53qfdfwutvhgze96z3z">
         <w:r>
           <w:t xml:space="preserve">link text</w:t>
         </w:r>
@@ -892,7 +892,7 @@
       <w:r>
         <w:t xml:space="preserve">También puedes ir a </w:t>
       </w:r>
-      <w:hyperlink w:history="1" r:id="rIdyypgsyqwmx_n80zjqimuu">
+      <w:hyperlink w:history="1" r:id="rIdm1at-ena5seik-ow60iyb">
         <w:r>
           <w:t xml:space="preserve">GitHub</w:t>
         </w:r>
@@ -905,7 +905,7 @@
       <w:r>
         <w:t xml:space="preserve">Enlaces con formato: </w:t>
       </w:r>
-      <w:hyperlink w:history="1" r:id="rIdkgs3ni9dxszb_ornty2ec">
+      <w:hyperlink w:history="1" r:id="rIdmnook7borqpzyvgnciqfc">
         <w:r>
           <w:rPr>
             <w:b/>
@@ -917,7 +917,7 @@
       <w:r>
         <w:t xml:space="preserve"> y </w:t>
       </w:r>
-      <w:hyperlink w:history="1" r:id="rIdv0oy33nsjs-dan2hukjim">
+      <w:hyperlink w:history="1" r:id="rIdrjt4aqkcmgvssj8n3flw2">
         <w:r>
           <w:rPr>
             <w:i/>
@@ -1740,190 +1740,6 @@
     </w:p>
     <w:p>
       <w:pPr>
-        <w:pStyle w:val="Ttulo1"/>
-      </w:pPr>
-      <w:r>
-        <w:t xml:space="preserve">Footnotes de Markdown</w:t>
-      </w:r>
-    </w:p>
-    <w:p>
-      <w:r>
-        <w:t xml:space="preserve">Este texto tiene una footnote simple</w:t>
-      </w:r>
-      <w:r>
-        <w:rPr>
-          <w:rStyle w:val="FootnoteReference"/>
-        </w:rPr>
-        <w:footnoteReference w:id="1"/>
-      </w:r>
-      <w:r>
-        <w:t xml:space="preserve"> y otra más compleja</w:t>
-      </w:r>
-      <w:r>
-        <w:rPr>
-          <w:rStyle w:val="FootnoteReference"/>
-        </w:rPr>
-        <w:footnoteReference w:id="2"/>
-      </w:r>
-      <w:r>
-        <w:t xml:space="preserve">.</w:t>
-      </w:r>
-    </w:p>
-    <w:p>
-      <w:r>
-        <w:t xml:space="preserve">También puedes usar footnotes en </w:t>
-      </w:r>
-      <w:r>
-        <w:rPr>
-          <w:b/>
-          <w:bCs/>
-        </w:rPr>
-        <w:t xml:space="preserve">texto con formato</w:t>
-      </w:r>
-      <w:r>
-        <w:rPr>
-          <w:rStyle w:val="FootnoteReference"/>
-        </w:rPr>
-        <w:footnoteReference w:id="3"/>
-      </w:r>
-      <w:r>
-        <w:t xml:space="preserve"> y en listas.</w:t>
-      </w:r>
-    </w:p>
-    <w:p>
-      <w:pPr>
-        <w:pStyle w:val="Ttulo2"/>
-      </w:pPr>
-      <w:r>
-        <w:t xml:space="preserve">Lista con footnotes:</w:t>
-      </w:r>
-    </w:p>
-    <w:p>
-      <w:pPr>
-        <w:pStyle w:val="ListParagraph"/>
-        <w:numPr>
-          <w:ilvl w:val="0"/>
-          <w:numId w:val="14"/>
-        </w:numPr>
-      </w:pPr>
-      <w:r>
-        <w:t xml:space="preserve">Item con footnote</w:t>
-      </w:r>
-      <w:r>
-        <w:rPr>
-          <w:rStyle w:val="FootnoteReference"/>
-        </w:rPr>
-        <w:footnoteReference w:id="4"/>
-      </w:r>
-    </w:p>
-    <w:p>
-      <w:pPr>
-        <w:pStyle w:val="ListParagraph"/>
-        <w:numPr>
-          <w:ilvl w:val="0"/>
-          <w:numId w:val="14"/>
-        </w:numPr>
-      </w:pPr>
-      <w:r>
-        <w:t xml:space="preserve">Otro item con footnote</w:t>
-      </w:r>
-      <w:r>
-        <w:rPr>
-          <w:rStyle w:val="FootnoteReference"/>
-        </w:rPr>
-        <w:footnoteReference w:id="5"/>
-      </w:r>
-    </w:p>
-    <w:p>
-      <w:pPr>
-        <w:pStyle w:val="Ttulo2"/>
-      </w:pPr>
-      <w:r>
-        <w:t xml:space="preserve">Tabla con footnotes:</w:t>
-      </w:r>
-    </w:p>
-    <w:tbl>
-      <w:tblPr>
-        <w:tblW w:type="pct" w:w="100%"/>
-        <w:tblBorders>
-          <w:top w:val="single" w:color="auto" w:sz="4"/>
-          <w:left w:val="single" w:color="auto" w:sz="4"/>
-          <w:bottom w:val="single" w:color="auto" w:sz="4"/>
-          <w:right w:val="single" w:color="auto" w:sz="4"/>
-          <w:insideH w:val="single" w:color="auto" w:sz="4"/>
-          <w:insideV w:val="single" w:color="auto" w:sz="4"/>
-        </w:tblBorders>
-      </w:tblPr>
-      <w:tblGrid>
-        <w:gridCol w:w="100"/>
-        <w:gridCol w:w="100"/>
-      </w:tblGrid>
-      <w:tr>
-        <w:tc>
-          <w:p>
-            <w:pPr>
-              <w:jc w:val="left"/>
-            </w:pPr>
-            <w:r>
-              <w:t xml:space="preserve">Columna 1</w:t>
-            </w:r>
-            <w:r>
-              <w:rPr>
-                <w:rStyle w:val="FootnoteReference"/>
-              </w:rPr>
-              <w:footnoteReference w:id="6"/>
-            </w:r>
-          </w:p>
-        </w:tc>
-        <w:tc>
-          <w:p>
-            <w:pPr>
-              <w:jc w:val="left"/>
-            </w:pPr>
-            <w:r>
-              <w:t xml:space="preserve">Columna 2</w:t>
-            </w:r>
-            <w:r>
-              <w:rPr>
-                <w:rStyle w:val="FootnoteReference"/>
-              </w:rPr>
-              <w:footnoteReference w:id="7"/>
-            </w:r>
-          </w:p>
-        </w:tc>
-      </w:tr>
-      <w:tr>
-        <w:tc>
-          <w:p>
-            <w:pPr>
-              <w:jc w:val="left"/>
-            </w:pPr>
-            <w:r>
-              <w:t xml:space="preserve">Dato 1</w:t>
-            </w:r>
-          </w:p>
-        </w:tc>
-        <w:tc>
-          <w:p>
-            <w:pPr>
-              <w:jc w:val="left"/>
-            </w:pPr>
-            <w:r>
-              <w:t xml:space="preserve">Dato 2</w:t>
-            </w:r>
-          </w:p>
-        </w:tc>
-      </w:tr>
-    </w:tbl>
-    <w:p>
-      <w:pPr>
-        <w:rPr>
-          <w:lang w:val="en-US"/>
-        </w:rPr>
-      </w:pPr>
-    </w:p>
-    <w:p>
-      <w:pPr>
         <w:rPr>
           <w:lang w:val="en-US"/>
         </w:rPr>
@@ -1939,162 +1755,6 @@
 </w:document>
 </file>
 
-<file path=word/footnotes.xml><?xml version="1.0" encoding="utf-8"?>
-<w:footnotes xmlns:wpc="http://schemas.microsoft.com/office/word/2010/wordprocessingCanvas" xmlns:mc="http://schemas.openxmlformats.org/markup-compatibility/2006" xmlns:o="urn:schemas-microsoft-com:office:office" xmlns:r="http://schemas.openxmlformats.org/officeDocument/2006/relationships" xmlns:m="http://schemas.openxmlformats.org/officeDocument/2006/math" xmlns:v="urn:schemas-microsoft-com:vml" xmlns:wp14="http://schemas.microsoft.com/office/word/2010/wordprocessingDrawing" xmlns:wp="http://schemas.openxmlformats.org/drawingml/2006/wordprocessingDrawing" xmlns:w10="urn:schemas-microsoft-com:office:word" xmlns:w="http://schemas.openxmlformats.org/wordprocessingml/2006/main" xmlns:w14="http://schemas.microsoft.com/office/word/2010/wordml" xmlns:w15="http://schemas.microsoft.com/office/word/2012/wordml" xmlns:wpg="http://schemas.microsoft.com/office/word/2010/wordprocessingGroup" xmlns:wpi="http://schemas.microsoft.com/office/word/2010/wordprocessingInk" xmlns:wne="http://schemas.microsoft.com/office/word/2006/wordml" xmlns:wps="http://schemas.microsoft.com/office/word/2010/wordprocessingShape" mc:Ignorable="w14 w15 wp14">
-  <w:footnote w:type="separator" w:id="-1">
-    <w:p>
-      <w:pPr>
-        <w:spacing w:after="0" w:line="240" w:lineRule="auto"/>
-      </w:pPr>
-      <w:r>
-        <w:rPr>
-          <w:rStyle w:val="FootnoteReference"/>
-        </w:rPr>
-        <w:footnoteRef/>
-      </w:r>
-      <w:r>
-        <w:separator/>
-      </w:r>
-    </w:p>
-  </w:footnote>
-  <w:footnote w:type="continuationSeparator" w:id="0">
-    <w:p>
-      <w:pPr>
-        <w:spacing w:after="0" w:line="240" w:lineRule="auto"/>
-      </w:pPr>
-      <w:r>
-        <w:rPr>
-          <w:rStyle w:val="FootnoteReference"/>
-        </w:rPr>
-        <w:footnoteRef/>
-      </w:r>
-      <w:r>
-        <w:continuationSeparator/>
-      </w:r>
-    </w:p>
-  </w:footnote>
-  <w:footnote w:id="1">
-    <w:p>
-      <w:r>
-        <w:rPr>
-          <w:rStyle w:val="FootnoteReference"/>
-        </w:rPr>
-        <w:footnoteRef/>
-      </w:r>
-      <w:r>
-        <w:t xml:space="preserve">Esta es una footnote simple.</w:t>
-      </w:r>
-    </w:p>
-  </w:footnote>
-  <w:footnote w:id="2">
-    <w:p>
-      <w:r>
-        <w:rPr>
-          <w:rStyle w:val="FootnoteReference"/>
-        </w:rPr>
-        <w:footnoteRef/>
-      </w:r>
-      <w:r>
-        <w:t xml:space="preserve">Esta es una footnote más compleja con </w:t>
-      </w:r>
-      <w:r>
-        <w:rPr>
-          <w:b/>
-          <w:bCs/>
-        </w:rPr>
-        <w:t xml:space="preserve">formato en negrita</w:t>
-      </w:r>
-      <w:r>
-        <w:t xml:space="preserve"> y </w:t>
-      </w:r>
-      <w:r>
-        <w:rPr>
-          <w:i/>
-          <w:iCs/>
-        </w:rPr>
-        <w:t xml:space="preserve">cursiva</w:t>
-      </w:r>
-      <w:r>
-        <w:t xml:space="preserve">.</w:t>
-      </w:r>
-    </w:p>
-  </w:footnote>
-  <w:footnote w:id="3">
-    <w:p>
-      <w:r>
-        <w:rPr>
-          <w:rStyle w:val="FootnoteReference"/>
-        </w:rPr>
-        <w:footnoteRef/>
-      </w:r>
-      <w:r>
-        <w:t xml:space="preserve">Las footnotes pueden contener formato y enlaces como </w:t>
-      </w:r>
-      <w:hyperlink w:history="1" r:id="rIddhduclxstb5uxbxqi-b0r">
-        <w:r>
-          <w:t xml:space="preserve">este enlace</w:t>
-        </w:r>
-      </w:hyperlink>
-      <w:r>
-        <w:t xml:space="preserve">.</w:t>
-      </w:r>
-    </w:p>
-  </w:footnote>
-  <w:footnote w:id="4">
-    <w:p>
-      <w:r>
-        <w:rPr>
-          <w:rStyle w:val="FootnoteReference"/>
-        </w:rPr>
-        <w:footnoteRef/>
-      </w:r>
-      <w:r>
-        <w:t xml:space="preserve">Footnote desde una lista.</w:t>
-      </w:r>
-    </w:p>
-  </w:footnote>
-  <w:footnote w:id="5">
-    <w:p>
-      <w:r>
-        <w:rPr>
-          <w:rStyle w:val="FootnoteReference"/>
-        </w:rPr>
-        <w:footnoteRef/>
-      </w:r>
-      <w:r>
-        <w:t xml:space="preserve">Otra footnote desde lista con contenido más largo.</w:t>
-      </w:r>
-    </w:p>
-  </w:footnote>
-  <w:footnote w:id="6">
-    <w:p>
-      <w:r>
-        <w:rPr>
-          <w:rStyle w:val="FootnoteReference"/>
-        </w:rPr>
-        <w:footnoteRef/>
-      </w:r>
-      <w:r>
-        <w:t xml:space="preserve">Footnote desde tabla columna 1.</w:t>
-      </w:r>
-    </w:p>
-  </w:footnote>
-  <w:footnote w:id="7">
-    <w:p>
-      <w:r>
-        <w:rPr>
-          <w:rStyle w:val="FootnoteReference"/>
-        </w:rPr>
-        <w:footnoteRef/>
-      </w:r>
-      <w:r>
-        <w:t xml:space="preserve">Footnote desde tabla columna 2.</w:t>
-      </w:r>
-    </w:p>
-  </w:footnote>
-</w:footnotes>
-</file>
-
 <file path=word/numbering.xml><?xml version="1.0" encoding="utf-8"?>
 <w:numbering xmlns:wpc="http://schemas.microsoft.com/office/word/2010/wordprocessingCanvas" xmlns:mc="http://schemas.openxmlformats.org/markup-compatibility/2006" xmlns:o="urn:schemas-microsoft-com:office:office" xmlns:r="http://schemas.openxmlformats.org/officeDocument/2006/relationships" xmlns:m="http://schemas.openxmlformats.org/officeDocument/2006/math" xmlns:v="urn:schemas-microsoft-com:vml" xmlns:wp14="http://schemas.microsoft.com/office/word/2010/wordprocessingDrawing" xmlns:wp="http://schemas.openxmlformats.org/drawingml/2006/wordprocessingDrawing" xmlns:w10="urn:schemas-microsoft-com:office:word" xmlns:w="http://schemas.openxmlformats.org/wordprocessingml/2006/main" xmlns:w14="http://schemas.microsoft.com/office/word/2010/wordml" xmlns:w15="http://schemas.microsoft.com/office/word/2012/wordml" xmlns:wpg="http://schemas.microsoft.com/office/word/2010/wordprocessingGroup" xmlns:wpi="http://schemas.microsoft.com/office/word/2010/wordprocessingInk" xmlns:wne="http://schemas.microsoft.com/office/word/2006/wordml" xmlns:wps="http://schemas.microsoft.com/office/word/2010/wordprocessingShape" mc:Ignorable="w14 w15 wp14">
   <w:abstractNum w:abstractNumId="1" w15:restartNumberingAfterBreak="0">
@@ -2512,36 +2172,6 @@
     </w:lvl>
   </w:abstractNum>
   <w:abstractNum w:abstractNumId="13" w15:restartNumberingAfterBreak="0">
-    <w:multiLevelType w:val="hybridMultilevel"/>
-    <w:lvl w:ilvl="0" w15:tentative="1">
-      <w:start w:val="1"/>
-      <w:numFmt w:val="bullet"/>
-      <w:lvlText w:val="●"/>
-      <w:lvlJc w:val="left"/>
-      <w:pPr>
-        <w:ind w:left="720" w:hanging="360"/>
-      </w:pPr>
-    </w:lvl>
-    <w:lvl w:ilvl="1" w15:tentative="1">
-      <w:start w:val="1"/>
-      <w:numFmt w:val="bullet"/>
-      <w:lvlText w:val="○"/>
-      <w:lvlJc w:val="left"/>
-      <w:pPr>
-        <w:ind w:left="1440" w:hanging="360"/>
-      </w:pPr>
-    </w:lvl>
-    <w:lvl w:ilvl="2" w15:tentative="1">
-      <w:start w:val="1"/>
-      <w:numFmt w:val="bullet"/>
-      <w:lvlText w:val="■"/>
-      <w:lvlJc w:val="left"/>
-      <w:pPr>
-        <w:ind w:left="2160" w:hanging="360"/>
-      </w:pPr>
-    </w:lvl>
-  </w:abstractNum>
-  <w:abstractNum w:abstractNumId="14" w15:restartNumberingAfterBreak="0">
     <w:multiLevelType w:val="hybridMultilevel"/>
     <w:lvl w:ilvl="0" w15:tentative="1">
       <w:start w:val="1"/>
@@ -2645,12 +2275,6 @@
   </w:num>
   <w:num w:numId="13">
     <w:abstractNumId w:val="13"/>
-    <w:lvlOverride w:ilvl="0">
-      <w:startOverride w:val="1"/>
-    </w:lvlOverride>
-  </w:num>
-  <w:num w:numId="14">
-    <w:abstractNumId w:val="14"/>
     <w:lvlOverride w:ilvl="0">
       <w:startOverride w:val="1"/>
     </w:lvlOverride>
@@ -3261,6 +2885,7 @@
   <w:style w:type="character" w:default="1" w:styleId="Fuentedeprrafopredeter">
     <w:name w:val="Default Paragraph Font"/>
     <w:uiPriority w:val="1"/>
+    <w:semiHidden/>
     <w:unhideWhenUsed/>
   </w:style>
   <w:style w:type="table" w:default="1" w:styleId="Tablanormal">
